--- a/preguntasApelacion.docx
+++ b/preguntasApelacion.docx
@@ -1,71 +1,43 @@
 
 <file path=word/document.xml><?xml version="1.0" encoding="utf-8"?>
-<w:document xmlns:wpc="http://schemas.microsoft.com/office/word/2010/wordprocessingCanvas" xmlns:cx="http://schemas.microsoft.com/office/drawing/2014/chartex" xmlns:cx1="http://schemas.microsoft.com/office/drawing/2015/9/8/chartex" xmlns:cx2="http://schemas.microsoft.com/office/drawing/2015/10/21/chartex" xmlns:cx3="http://schemas.microsoft.com/office/drawing/2016/5/9/chartex" xmlns:cx4="http://schemas.microsoft.com/office/drawing/2016/5/10/chartex" xmlns:cx5="http://schemas.microsoft.com/office/drawing/2016/5/11/chartex" xmlns:cx6="http://schemas.microsoft.com/office/drawing/2016/5/12/chartex" xmlns:cx7="http://schemas.microsoft.com/office/drawing/2016/5/13/chartex" xmlns:cx8="http://schemas.microsoft.com/office/drawing/2016/5/14/chartex" xmlns:mc="http://schemas.openxmlformats.org/markup-compatibility/2006" xmlns:aink="http://schemas.microsoft.com/office/drawing/2016/ink" xmlns:am3d="http://schemas.microsoft.com/office/drawing/2017/model3d" xmlns:o="urn:schemas-microsoft-com:office:office" xmlns:oel="http://schemas.microsoft.com/office/2019/extlst" xmlns:r="http://schemas.openxmlformats.org/officeDocument/2006/relationships" xmlns:m="http://schemas.openxmlformats.org/officeDocument/2006/math" xmlns:v="urn:schemas-microsoft-com:vml" xmlns:wp14="http://schemas.microsoft.com/office/word/2010/wordprocessingDrawing" xmlns:wp="http://schemas.openxmlformats.org/drawingml/2006/wordprocessingDrawing" xmlns:w10="urn:schemas-microsoft-com:office:word" xmlns:w="http://schemas.openxmlformats.org/wordprocessingml/2006/main" xmlns:w14="http://schemas.microsoft.com/office/word/2010/wordml" xmlns:w15="http://schemas.microsoft.com/office/word/2012/wordml" xmlns:w16cei="http://schemas.microsoft.com/office/word/2026/wordml/cei" xmlns:w16cex="http://schemas.microsoft.com/office/word/2018/wordml/cex" xmlns:w16cid="http://schemas.microsoft.com/office/word/2016/wordml/cid" xmlns:w16="http://schemas.microsoft.com/office/word/2018/wordml" xmlns:w16du="http://schemas.microsoft.com/office/word/2023/wordml/word16du" xmlns:w16sdtdh="http://schemas.microsoft.com/office/word/2020/wordml/sdtdatahash" xmlns:w16sdtfl="http://schemas.microsoft.com/office/word/2024/wordml/sdtformatlock" xmlns:w16se="http://schemas.microsoft.com/office/word/2015/wordml/symex" xmlns:wpg="http://schemas.microsoft.com/office/word/2010/wordprocessingGroup" xmlns:wpi="http://schemas.microsoft.com/office/word/2010/wordprocessingInk" xmlns:wne="http://schemas.microsoft.com/office/word/2006/wordml" xmlns:wps="http://schemas.microsoft.com/office/word/2010/wordprocessingShape" mc:Ignorable="w14 w15 w16se w16cid w16 w16cex w16sdtdh w16sdtfl w16du wp14">
+<w:document xmlns:wpc="http://schemas.microsoft.com/office/word/2010/wordprocessingCanvas" xmlns:cx="http://schemas.microsoft.com/office/drawing/2014/chartex" xmlns:cx1="http://schemas.microsoft.com/office/drawing/2015/9/8/chartex" xmlns:cx2="http://schemas.microsoft.com/office/drawing/2015/10/21/chartex" xmlns:cx3="http://schemas.microsoft.com/office/drawing/2016/5/9/chartex" xmlns:cx4="http://schemas.microsoft.com/office/drawing/2016/5/10/chartex" xmlns:cx5="http://schemas.microsoft.com/office/drawing/2016/5/11/chartex" xmlns:cx6="http://schemas.microsoft.com/office/drawing/2016/5/12/chartex" xmlns:cx7="http://schemas.microsoft.com/office/drawing/2016/5/13/chartex" xmlns:cx8="http://schemas.microsoft.com/office/drawing/2016/5/14/chartex" xmlns:mc="http://schemas.openxmlformats.org/markup-compatibility/2006" xmlns:aink="http://schemas.microsoft.com/office/drawing/2016/ink" xmlns:am3d="http://schemas.microsoft.com/office/drawing/2017/model3d" xmlns:o="urn:schemas-microsoft-com:office:office" xmlns:oel="http://schemas.microsoft.com/office/2019/extlst" xmlns:r="http://schemas.openxmlformats.org/officeDocument/2006/relationships" xmlns:m="http://schemas.openxmlformats.org/officeDocument/2006/math" xmlns:v="urn:schemas-microsoft-com:vml" xmlns:wp14="http://schemas.microsoft.com/office/word/2010/wordprocessingDrawing" xmlns:wp="http://schemas.openxmlformats.org/drawingml/2006/wordprocessingDrawing" xmlns:w10="urn:schemas-microsoft-com:office:word" xmlns:w="http://schemas.openxmlformats.org/wordprocessingml/2006/main" xmlns:w14="http://schemas.microsoft.com/office/word/2010/wordml" xmlns:w15="http://schemas.microsoft.com/office/word/2012/wordml" xmlns:w16cex="http://schemas.microsoft.com/office/word/2018/wordml/cex" xmlns:w16cid="http://schemas.microsoft.com/office/word/2016/wordml/cid" xmlns:w16="http://schemas.microsoft.com/office/word/2018/wordml" xmlns:w16du="http://schemas.microsoft.com/office/word/2023/wordml/word16du" xmlns:w16sdtdh="http://schemas.microsoft.com/office/word/2020/wordml/sdtdatahash" xmlns:w16sdtfl="http://schemas.microsoft.com/office/word/2024/wordml/sdtformatlock" xmlns:w16se="http://schemas.microsoft.com/office/word/2015/wordml/symex" xmlns:wpg="http://schemas.microsoft.com/office/word/2010/wordprocessingGroup" xmlns:wpi="http://schemas.microsoft.com/office/word/2010/wordprocessingInk" xmlns:wne="http://schemas.microsoft.com/office/word/2006/wordml" xmlns:wps="http://schemas.microsoft.com/office/word/2010/wordprocessingShape" mc:Ignorable="w14 w15 w16se w16cid w16 w16cex w16sdtdh w16sdtfl w16du wp14">
   <w:body>
     <w:p>
       <w:pPr>
-        <w:pStyle w:val="Prrafodelista"/>
         <w:numPr>
           <w:ilvl w:val="0"/>
           <w:numId w:val="1"/>
         </w:numPr>
       </w:pPr>
       <w:r>
-        <w:t>Que t</w:t>
-      </w:r>
-      <w:r>
-        <w:t>ipos de referencia</w:t>
-      </w:r>
-      <w:r>
-        <w:t>/</w:t>
-      </w:r>
-      <w:r>
-        <w:t>tipos de objeto</w:t>
+        <w:t>Qué tipo de dato debe usar oliva para que el código compil</w:t>
+      </w:r>
+      <w:r>
+        <w:t>e:</w:t>
       </w:r>
       <w:r>
         <w:t xml:space="preserve"> </w:t>
       </w:r>
-      <w:r>
-        <w:t>puede ir</w:t>
-      </w:r>
-      <w:r>
-        <w:t xml:space="preserve"> en el for: String, int[], etc</w:t>
-      </w:r>
-      <w:r>
-        <w:t xml:space="preserve"> </w:t>
-      </w:r>
-    </w:p>
-    <w:p>
-      <w:r>
-        <w:t xml:space="preserve">Compila </w:t>
-      </w:r>
-      <w:r>
-        <w:t xml:space="preserve">el </w:t>
-      </w:r>
-      <w:r>
-        <w:t>código</w:t>
-      </w:r>
+    </w:p>
+    <w:p>
+      <w:bookmarkStart w:id="0" w:name="OLE_LINK31"/>
     </w:p>
     <w:p>
       <w:r>
         <w:t>for (</w:t>
+      </w:r>
+      <w:r>
+        <w:t>var</w:t>
       </w:r>
       <w:r>
         <w:rPr>
           <w:b/>
           <w:bCs/>
         </w:rPr>
-        <w:t>_</w:t>
-      </w:r>
-      <w:r>
-        <w:rPr>
-          <w:b/>
-          <w:bCs/>
-        </w:rPr>
         <w:t xml:space="preserve"> </w:t>
       </w:r>
       <w:r>
-        <w:t>o : olivia) {</w:t>
+        <w:t>o : oliva) {</w:t>
       </w:r>
     </w:p>
     <w:p>
@@ -78,6 +50,22 @@
         <w:t xml:space="preserve"> }</w:t>
       </w:r>
     </w:p>
+    <w:p>
+      <w:r>
+        <w:t>Argumento:</w:t>
+      </w:r>
+    </w:p>
+    <w:p>
+      <w:r>
+        <w:t>Si no es la respuesta correcta: int[]</w:t>
+      </w:r>
+    </w:p>
+    <w:p>
+      <w:r>
+        <w:t>No existía la opción “no compila”, independientemente de la opción seleccionada las 3 líneas de código no compila ya que falta la línea de declaración de la variable oliva</w:t>
+      </w:r>
+    </w:p>
+    <w:bookmarkEnd w:id="0"/>
     <w:p/>
     <w:p>
       <w:r>
@@ -258,7 +246,6 @@
         <w:rPr>
           <w:rFonts w:ascii="Consolas" w:hAnsi="Consolas"/>
         </w:rPr>
-        <w:lastRenderedPageBreak/>
         <w:tab/>
         <w:t>public static void main(String[] args) {</w:t>
       </w:r>
@@ -476,6 +463,7 @@
         <w:rPr>
           <w:noProof/>
         </w:rPr>
+        <w:lastRenderedPageBreak/>
         <w:drawing>
           <wp:inline distT="0" distB="0" distL="0" distR="0" wp14:anchorId="0A75B2C9" wp14:editId="761B6FA7">
             <wp:extent cx="3138186" cy="4559300"/>
@@ -581,7 +569,6 @@
         <w:rPr>
           <w:rFonts w:ascii="Consolas" w:hAnsi="Consolas"/>
         </w:rPr>
-        <w:lastRenderedPageBreak/>
         <w:t xml:space="preserve">        List&lt;String&gt; olivia = new ArrayList&lt;&gt;(Arrays.asList(</w:t>
       </w:r>
     </w:p>
@@ -772,7 +759,14 @@
         <w:rPr>
           <w:rFonts w:ascii="Arial" w:hAnsi="Arial" w:cs="Arial"/>
         </w:rPr>
-        <w:t>En Java Streams, reduce es una operación terminal que combina todos los elementos de un flujo en un único resultado, aplicando una función acumuladora. Es más general que métodos como sum o max, porque permite definir cómo se reduce la secuencia.</w:t>
+        <w:t xml:space="preserve">En Java Streams, reduce es una operación terminal que combina todos los elementos de un flujo en un único resultado, aplicando una función </w:t>
+      </w:r>
+      <w:r>
+        <w:rPr>
+          <w:rFonts w:ascii="Arial" w:hAnsi="Arial" w:cs="Arial"/>
+        </w:rPr>
+        <w:lastRenderedPageBreak/>
+        <w:t>acumuladora. Es más general que métodos como sum o max, porque permite definir cómo se reduce la secuencia.</w:t>
       </w:r>
     </w:p>
     <w:p>
@@ -1137,7 +1131,7 @@
 </file>
 
 <file path=word/numbering.xml><?xml version="1.0" encoding="utf-8"?>
-<w:numbering xmlns:wpc="http://schemas.microsoft.com/office/word/2010/wordprocessingCanvas" xmlns:cx="http://schemas.microsoft.com/office/drawing/2014/chartex" xmlns:cx1="http://schemas.microsoft.com/office/drawing/2015/9/8/chartex" xmlns:cx2="http://schemas.microsoft.com/office/drawing/2015/10/21/chartex" xmlns:cx3="http://schemas.microsoft.com/office/drawing/2016/5/9/chartex" xmlns:cx4="http://schemas.microsoft.com/office/drawing/2016/5/10/chartex" xmlns:cx5="http://schemas.microsoft.com/office/drawing/2016/5/11/chartex" xmlns:cx6="http://schemas.microsoft.com/office/drawing/2016/5/12/chartex" xmlns:cx7="http://schemas.microsoft.com/office/drawing/2016/5/13/chartex" xmlns:cx8="http://schemas.microsoft.com/office/drawing/2016/5/14/chartex" xmlns:mc="http://schemas.openxmlformats.org/markup-compatibility/2006" xmlns:aink="http://schemas.microsoft.com/office/drawing/2016/ink" xmlns:am3d="http://schemas.microsoft.com/office/drawing/2017/model3d" xmlns:o="urn:schemas-microsoft-com:office:office" xmlns:oel="http://schemas.microsoft.com/office/2019/extlst" xmlns:r="http://schemas.openxmlformats.org/officeDocument/2006/relationships" xmlns:m="http://schemas.openxmlformats.org/officeDocument/2006/math" xmlns:v="urn:schemas-microsoft-com:vml" xmlns:wp14="http://schemas.microsoft.com/office/word/2010/wordprocessingDrawing" xmlns:wp="http://schemas.openxmlformats.org/drawingml/2006/wordprocessingDrawing" xmlns:w10="urn:schemas-microsoft-com:office:word" xmlns:w="http://schemas.openxmlformats.org/wordprocessingml/2006/main" xmlns:w14="http://schemas.microsoft.com/office/word/2010/wordml" xmlns:w15="http://schemas.microsoft.com/office/word/2012/wordml" xmlns:w16cei="http://schemas.microsoft.com/office/word/2026/wordml/cei" xmlns:w16cex="http://schemas.microsoft.com/office/word/2018/wordml/cex" xmlns:w16cid="http://schemas.microsoft.com/office/word/2016/wordml/cid" xmlns:w16="http://schemas.microsoft.com/office/word/2018/wordml" xmlns:w16du="http://schemas.microsoft.com/office/word/2023/wordml/word16du" xmlns:w16sdtdh="http://schemas.microsoft.com/office/word/2020/wordml/sdtdatahash" xmlns:w16sdtfl="http://schemas.microsoft.com/office/word/2024/wordml/sdtformatlock" xmlns:w16se="http://schemas.microsoft.com/office/word/2015/wordml/symex" xmlns:wpg="http://schemas.microsoft.com/office/word/2010/wordprocessingGroup" xmlns:wpi="http://schemas.microsoft.com/office/word/2010/wordprocessingInk" xmlns:wne="http://schemas.microsoft.com/office/word/2006/wordml" xmlns:wps="http://schemas.microsoft.com/office/word/2010/wordprocessingShape" mc:Ignorable="w14 w15 w16se w16cid w16 w16cex w16sdtdh w16sdtfl w16du wp14">
+<w:numbering xmlns:wpc="http://schemas.microsoft.com/office/word/2010/wordprocessingCanvas" xmlns:cx="http://schemas.microsoft.com/office/drawing/2014/chartex" xmlns:cx1="http://schemas.microsoft.com/office/drawing/2015/9/8/chartex" xmlns:cx2="http://schemas.microsoft.com/office/drawing/2015/10/21/chartex" xmlns:cx3="http://schemas.microsoft.com/office/drawing/2016/5/9/chartex" xmlns:cx4="http://schemas.microsoft.com/office/drawing/2016/5/10/chartex" xmlns:cx5="http://schemas.microsoft.com/office/drawing/2016/5/11/chartex" xmlns:cx6="http://schemas.microsoft.com/office/drawing/2016/5/12/chartex" xmlns:cx7="http://schemas.microsoft.com/office/drawing/2016/5/13/chartex" xmlns:cx8="http://schemas.microsoft.com/office/drawing/2016/5/14/chartex" xmlns:mc="http://schemas.openxmlformats.org/markup-compatibility/2006" xmlns:aink="http://schemas.microsoft.com/office/drawing/2016/ink" xmlns:am3d="http://schemas.microsoft.com/office/drawing/2017/model3d" xmlns:o="urn:schemas-microsoft-com:office:office" xmlns:oel="http://schemas.microsoft.com/office/2019/extlst" xmlns:r="http://schemas.openxmlformats.org/officeDocument/2006/relationships" xmlns:m="http://schemas.openxmlformats.org/officeDocument/2006/math" xmlns:v="urn:schemas-microsoft-com:vml" xmlns:wp14="http://schemas.microsoft.com/office/word/2010/wordprocessingDrawing" xmlns:wp="http://schemas.openxmlformats.org/drawingml/2006/wordprocessingDrawing" xmlns:w10="urn:schemas-microsoft-com:office:word" xmlns:w="http://schemas.openxmlformats.org/wordprocessingml/2006/main" xmlns:w14="http://schemas.microsoft.com/office/word/2010/wordml" xmlns:w15="http://schemas.microsoft.com/office/word/2012/wordml" xmlns:w16cex="http://schemas.microsoft.com/office/word/2018/wordml/cex" xmlns:w16cid="http://schemas.microsoft.com/office/word/2016/wordml/cid" xmlns:w16="http://schemas.microsoft.com/office/word/2018/wordml" xmlns:w16du="http://schemas.microsoft.com/office/word/2023/wordml/word16du" xmlns:w16sdtdh="http://schemas.microsoft.com/office/word/2020/wordml/sdtdatahash" xmlns:w16sdtfl="http://schemas.microsoft.com/office/word/2024/wordml/sdtformatlock" xmlns:w16se="http://schemas.microsoft.com/office/word/2015/wordml/symex" xmlns:wpg="http://schemas.microsoft.com/office/word/2010/wordprocessingGroup" xmlns:wpi="http://schemas.microsoft.com/office/word/2010/wordprocessingInk" xmlns:wne="http://schemas.microsoft.com/office/word/2006/wordml" xmlns:wps="http://schemas.microsoft.com/office/word/2010/wordprocessingShape" mc:Ignorable="w14 w15 w16se w16cid w16 w16cex w16sdtdh w16sdtfl w16du wp14">
   <w:abstractNum w:abstractNumId="0" w15:restartNumberingAfterBreak="0">
     <w:nsid w:val="3EA91059"/>
     <w:multiLevelType w:val="hybridMultilevel"/>
@@ -1316,11 +1310,154 @@
       </w:pPr>
     </w:lvl>
   </w:abstractNum>
+  <w:abstractNum w:abstractNumId="2" w15:restartNumberingAfterBreak="0">
+    <w:nsid w:val="68597464"/>
+    <w:multiLevelType w:val="multilevel"/>
+    <w:tmpl w:val="FDBC9D30"/>
+    <w:lvl w:ilvl="0">
+      <w:start w:val="9"/>
+      <w:numFmt w:val="decimal"/>
+      <w:lvlText w:val="%1."/>
+      <w:lvlJc w:val="left"/>
+      <w:pPr>
+        <w:tabs>
+          <w:tab w:val="num" w:pos="720"/>
+        </w:tabs>
+        <w:ind w:left="720" w:hanging="360"/>
+      </w:pPr>
+    </w:lvl>
+    <w:lvl w:ilvl="1">
+      <w:start w:val="1"/>
+      <w:numFmt w:val="decimal"/>
+      <w:lvlText w:val="%2."/>
+      <w:lvlJc w:val="left"/>
+      <w:pPr>
+        <w:tabs>
+          <w:tab w:val="num" w:pos="1440"/>
+        </w:tabs>
+        <w:ind w:left="1440" w:hanging="360"/>
+      </w:pPr>
+    </w:lvl>
+    <w:lvl w:ilvl="2">
+      <w:start w:val="1"/>
+      <w:numFmt w:val="decimal"/>
+      <w:lvlText w:val="%3."/>
+      <w:lvlJc w:val="left"/>
+      <w:pPr>
+        <w:tabs>
+          <w:tab w:val="num" w:pos="2160"/>
+        </w:tabs>
+        <w:ind w:left="2160" w:hanging="360"/>
+      </w:pPr>
+    </w:lvl>
+    <w:lvl w:ilvl="3">
+      <w:start w:val="1"/>
+      <w:numFmt w:val="decimal"/>
+      <w:lvlText w:val="%4."/>
+      <w:lvlJc w:val="left"/>
+      <w:pPr>
+        <w:tabs>
+          <w:tab w:val="num" w:pos="2880"/>
+        </w:tabs>
+        <w:ind w:left="2880" w:hanging="360"/>
+      </w:pPr>
+    </w:lvl>
+    <w:lvl w:ilvl="4">
+      <w:start w:val="1"/>
+      <w:numFmt w:val="decimal"/>
+      <w:lvlText w:val="%5."/>
+      <w:lvlJc w:val="left"/>
+      <w:pPr>
+        <w:tabs>
+          <w:tab w:val="num" w:pos="3600"/>
+        </w:tabs>
+        <w:ind w:left="3600" w:hanging="360"/>
+      </w:pPr>
+    </w:lvl>
+    <w:lvl w:ilvl="5">
+      <w:start w:val="1"/>
+      <w:numFmt w:val="decimal"/>
+      <w:lvlText w:val="%6."/>
+      <w:lvlJc w:val="left"/>
+      <w:pPr>
+        <w:tabs>
+          <w:tab w:val="num" w:pos="4320"/>
+        </w:tabs>
+        <w:ind w:left="4320" w:hanging="360"/>
+      </w:pPr>
+    </w:lvl>
+    <w:lvl w:ilvl="6">
+      <w:start w:val="1"/>
+      <w:numFmt w:val="decimal"/>
+      <w:lvlText w:val="%7."/>
+      <w:lvlJc w:val="left"/>
+      <w:pPr>
+        <w:tabs>
+          <w:tab w:val="num" w:pos="5040"/>
+        </w:tabs>
+        <w:ind w:left="5040" w:hanging="360"/>
+      </w:pPr>
+    </w:lvl>
+    <w:lvl w:ilvl="7">
+      <w:start w:val="1"/>
+      <w:numFmt w:val="decimal"/>
+      <w:lvlText w:val="%8."/>
+      <w:lvlJc w:val="left"/>
+      <w:pPr>
+        <w:tabs>
+          <w:tab w:val="num" w:pos="5760"/>
+        </w:tabs>
+        <w:ind w:left="5760" w:hanging="360"/>
+      </w:pPr>
+    </w:lvl>
+    <w:lvl w:ilvl="8">
+      <w:start w:val="1"/>
+      <w:numFmt w:val="decimal"/>
+      <w:lvlText w:val="%9."/>
+      <w:lvlJc w:val="left"/>
+      <w:pPr>
+        <w:tabs>
+          <w:tab w:val="num" w:pos="6480"/>
+        </w:tabs>
+        <w:ind w:left="6480" w:hanging="360"/>
+      </w:pPr>
+    </w:lvl>
+  </w:abstractNum>
   <w:num w:numId="1" w16cid:durableId="346442402">
     <w:abstractNumId w:val="0"/>
   </w:num>
   <w:num w:numId="2" w16cid:durableId="1225678644">
     <w:abstractNumId w:val="1"/>
+  </w:num>
+  <w:num w:numId="3" w16cid:durableId="327442359">
+    <w:abstractNumId w:val="2"/>
+    <w:lvlOverride w:ilvl="0">
+      <w:startOverride w:val="9"/>
+    </w:lvlOverride>
+    <w:lvlOverride w:ilvl="1">
+      <w:startOverride w:val="1"/>
+    </w:lvlOverride>
+    <w:lvlOverride w:ilvl="2">
+      <w:startOverride w:val="1"/>
+    </w:lvlOverride>
+    <w:lvlOverride w:ilvl="3">
+      <w:startOverride w:val="1"/>
+    </w:lvlOverride>
+    <w:lvlOverride w:ilvl="4">
+      <w:startOverride w:val="1"/>
+    </w:lvlOverride>
+    <w:lvlOverride w:ilvl="5">
+      <w:startOverride w:val="1"/>
+    </w:lvlOverride>
+    <w:lvlOverride w:ilvl="6">
+      <w:startOverride w:val="1"/>
+    </w:lvlOverride>
+    <w:lvlOverride w:ilvl="7">
+      <w:startOverride w:val="1"/>
+    </w:lvlOverride>
+    <w:lvlOverride w:ilvl="8">
+      <w:startOverride w:val="1"/>
+    </w:lvlOverride>
   </w:num>
 </w:numbering>
 </file>
@@ -1928,6 +2065,7 @@
   <w:style w:type="character" w:default="1" w:styleId="Fuentedeprrafopredeter">
     <w:name w:val="Default Paragraph Font"/>
     <w:uiPriority w:val="1"/>
+    <w:semiHidden/>
     <w:unhideWhenUsed/>
   </w:style>
   <w:style w:type="table" w:default="1" w:styleId="Tablanormal">
